--- a/Lab01Report.docx
+++ b/Lab01Report.docx
@@ -462,6 +462,66 @@
           <w:szCs w:val="24"/>
         </w:rPr>
         <w:t>.</w:t>
+      </w:r>
+    </w:p>
+    <w:p>
+      <w:pPr>
+        <w:pStyle w:val="PlainText"/>
+        <w:numPr>
+          <w:ilvl w:val="0"/>
+          <w:numId w:val="2"/>
+        </w:numPr>
+        <w:spacing w:line="264" w:lineRule="auto"/>
+        <w:jc w:val="both"/>
+        <w:rPr>
+          <w:rFonts w:ascii="Times New Roman" w:eastAsia="Times New Roman" w:hAnsi="Times New Roman"/>
+          <w:color w:val="000000"/>
+          <w:sz w:val="24"/>
+          <w:szCs w:val="24"/>
+        </w:rPr>
+      </w:pPr>
+      <w:r>
+        <w:rPr>
+          <w:rFonts w:ascii="Times New Roman" w:eastAsia="Times New Roman" w:hAnsi="Times New Roman"/>
+          <w:color w:val="000000"/>
+          <w:sz w:val="24"/>
+          <w:szCs w:val="24"/>
+        </w:rPr>
+        <w:drawing>
+          <wp:inline distT="0" distB="0" distL="0" distR="0" wp14:anchorId="072DBAD7" wp14:editId="0065774B">
+            <wp:extent cx="3162574" cy="2331922"/>
+            <wp:effectExtent l="0" t="0" r="0" b="0"/>
+            <wp:docPr id="270333880" name="Picture 1"/>
+            <wp:cNvGraphicFramePr>
+              <a:graphicFrameLocks xmlns:a="http://schemas.openxmlformats.org/drawingml/2006/main" noChangeAspect="1"/>
+            </wp:cNvGraphicFramePr>
+            <a:graphic xmlns:a="http://schemas.openxmlformats.org/drawingml/2006/main">
+              <a:graphicData uri="http://schemas.openxmlformats.org/drawingml/2006/picture">
+                <pic:pic xmlns:pic="http://schemas.openxmlformats.org/drawingml/2006/picture">
+                  <pic:nvPicPr>
+                    <pic:cNvPr id="270333880" name=""/>
+                    <pic:cNvPicPr/>
+                  </pic:nvPicPr>
+                  <pic:blipFill>
+                    <a:blip r:embed="rId7"/>
+                    <a:stretch>
+                      <a:fillRect/>
+                    </a:stretch>
+                  </pic:blipFill>
+                  <pic:spPr>
+                    <a:xfrm>
+                      <a:off x="0" y="0"/>
+                      <a:ext cx="3162574" cy="2331922"/>
+                    </a:xfrm>
+                    <a:prstGeom prst="rect">
+                      <a:avLst/>
+                    </a:prstGeom>
+                  </pic:spPr>
+                </pic:pic>
+              </a:graphicData>
+            </a:graphic>
+          </wp:inline>
+        </w:drawing>
       </w:r>
     </w:p>
     <w:p>
@@ -565,12 +625,11 @@
           </w:pPr>
           <w:r>
             <w:rPr>
-              <w:rFonts w:ascii="Segoe UI Symbol" w:eastAsia="MS Gothic" w:hAnsi="Segoe UI Symbol" w:cs="Segoe UI Symbol"/>
-              <w:color w:val="000000"/>
+              <w:rFonts w:ascii="MS Gothic" w:eastAsia="MS Gothic" w:hAnsi="MS Gothic" w:hint="eastAsia"/>
               <w:sz w:val="24"/>
               <w:szCs w:val="24"/>
             </w:rPr>
-            <w:t>☐</w:t>
+            <w:t>☒</w:t>
           </w:r>
         </w:p>
       </w:sdtContent>
@@ -685,6 +744,245 @@
           <w:color w:val="000000"/>
           <w:sz w:val="24"/>
           <w:szCs w:val="24"/>
+          <w:lang w:val="fr-FR"/>
+        </w:rPr>
+      </w:pPr>
+      <w:r>
+        <w:rPr>
+          <w:rFonts w:ascii="Times New Roman" w:hAnsi="Times New Roman" w:cs="Times New Roman"/>
+          <w:color w:val="000000"/>
+          <w:sz w:val="24"/>
+          <w:szCs w:val="24"/>
+          <w:lang w:val="fr-FR"/>
+        </w:rPr>
+        <w:t>1.8V</w:t>
+      </w:r>
+      <w:r>
+        <w:rPr>
+          <w:rFonts w:ascii="Times New Roman" w:hAnsi="Times New Roman" w:cs="Times New Roman"/>
+          <w:color w:val="000000"/>
+          <w:sz w:val="24"/>
+          <w:szCs w:val="24"/>
+          <w:lang w:val="fr-FR"/>
+        </w:rPr>
+        <w:t> :</w:t>
+      </w:r>
+      <w:r>
+        <w:rPr>
+          <w:rFonts w:ascii="Times New Roman" w:hAnsi="Times New Roman" w:cs="Times New Roman"/>
+          <w:color w:val="000000"/>
+          <w:sz w:val="24"/>
+          <w:szCs w:val="24"/>
+          <w:lang w:val="fr-FR"/>
+        </w:rPr>
+        <w:t>38 mA, 9 mA</w:t>
+      </w:r>
+    </w:p>
+    <w:p>
+      <w:pPr>
+        <w:pStyle w:val="ListParagraph"/>
+        <w:spacing w:line="264" w:lineRule="auto"/>
+        <w:jc w:val="both"/>
+        <w:rPr>
+          <w:rFonts w:ascii="Times New Roman" w:hAnsi="Times New Roman" w:cs="Times New Roman"/>
+          <w:color w:val="000000"/>
+          <w:sz w:val="24"/>
+          <w:szCs w:val="24"/>
+          <w:lang w:val="fr-FR"/>
+        </w:rPr>
+      </w:pPr>
+      <w:r>
+        <w:rPr>
+          <w:rFonts w:ascii="Times New Roman" w:hAnsi="Times New Roman" w:cs="Times New Roman"/>
+          <w:color w:val="000000"/>
+          <w:sz w:val="24"/>
+          <w:szCs w:val="24"/>
+          <w:lang w:val="fr-FR"/>
+        </w:rPr>
+        <w:t>1.9V</w:t>
+      </w:r>
+      <w:r>
+        <w:rPr>
+          <w:rFonts w:ascii="Times New Roman" w:hAnsi="Times New Roman" w:cs="Times New Roman"/>
+          <w:color w:val="000000"/>
+          <w:sz w:val="24"/>
+          <w:szCs w:val="24"/>
+          <w:lang w:val="fr-FR"/>
+        </w:rPr>
+        <w:t> :</w:t>
+      </w:r>
+      <w:r>
+        <w:rPr>
+          <w:rFonts w:ascii="Times New Roman" w:hAnsi="Times New Roman" w:cs="Times New Roman"/>
+          <w:color w:val="000000"/>
+          <w:sz w:val="24"/>
+          <w:szCs w:val="24"/>
+          <w:lang w:val="fr-FR"/>
+        </w:rPr>
+        <w:t xml:space="preserve"> 46 mA, 17 mA</w:t>
+      </w:r>
+    </w:p>
+    <w:p>
+      <w:pPr>
+        <w:pStyle w:val="ListParagraph"/>
+        <w:spacing w:line="264" w:lineRule="auto"/>
+        <w:jc w:val="both"/>
+        <w:rPr>
+          <w:rFonts w:ascii="Times New Roman" w:hAnsi="Times New Roman" w:cs="Times New Roman"/>
+          <w:color w:val="000000"/>
+          <w:sz w:val="24"/>
+          <w:szCs w:val="24"/>
+          <w:lang w:val="fr-FR"/>
+        </w:rPr>
+      </w:pPr>
+      <w:r>
+        <w:rPr>
+          <w:rFonts w:ascii="Times New Roman" w:hAnsi="Times New Roman" w:cs="Times New Roman"/>
+          <w:color w:val="000000"/>
+          <w:sz w:val="24"/>
+          <w:szCs w:val="24"/>
+          <w:lang w:val="fr-FR"/>
+        </w:rPr>
+        <w:t>2.0V</w:t>
+      </w:r>
+      <w:r>
+        <w:rPr>
+          <w:rFonts w:ascii="Times New Roman" w:hAnsi="Times New Roman" w:cs="Times New Roman"/>
+          <w:color w:val="000000"/>
+          <w:sz w:val="24"/>
+          <w:szCs w:val="24"/>
+          <w:lang w:val="fr-FR"/>
+        </w:rPr>
+        <w:t> :</w:t>
+      </w:r>
+      <w:r>
+        <w:rPr>
+          <w:rFonts w:ascii="Times New Roman" w:hAnsi="Times New Roman" w:cs="Times New Roman"/>
+          <w:color w:val="000000"/>
+          <w:sz w:val="24"/>
+          <w:szCs w:val="24"/>
+          <w:lang w:val="fr-FR"/>
+        </w:rPr>
+        <w:t xml:space="preserve"> 56 mA, 26 mA</w:t>
+      </w:r>
+    </w:p>
+    <w:p>
+      <w:pPr>
+        <w:pStyle w:val="ListParagraph"/>
+        <w:spacing w:line="264" w:lineRule="auto"/>
+        <w:jc w:val="both"/>
+        <w:rPr>
+          <w:rFonts w:ascii="Times New Roman" w:hAnsi="Times New Roman" w:cs="Times New Roman"/>
+          <w:color w:val="000000"/>
+          <w:sz w:val="24"/>
+          <w:szCs w:val="24"/>
+        </w:rPr>
+      </w:pPr>
+      <w:proofErr w:type="gramStart"/>
+      <w:r>
+        <w:rPr>
+          <w:rFonts w:ascii="Times New Roman" w:hAnsi="Times New Roman" w:cs="Times New Roman"/>
+          <w:color w:val="000000"/>
+          <w:sz w:val="24"/>
+          <w:szCs w:val="24"/>
+        </w:rPr>
+        <w:t xml:space="preserve">2.1V </w:t>
+      </w:r>
+      <w:r>
+        <w:rPr>
+          <w:rFonts w:ascii="Times New Roman" w:hAnsi="Times New Roman" w:cs="Times New Roman"/>
+          <w:color w:val="000000"/>
+          <w:sz w:val="24"/>
+          <w:szCs w:val="24"/>
+        </w:rPr>
+        <w:t>:</w:t>
+      </w:r>
+      <w:proofErr w:type="gramEnd"/>
+      <w:r>
+        <w:rPr>
+          <w:rFonts w:ascii="Times New Roman" w:hAnsi="Times New Roman" w:cs="Times New Roman"/>
+          <w:color w:val="000000"/>
+          <w:sz w:val="24"/>
+          <w:szCs w:val="24"/>
+        </w:rPr>
+        <w:t xml:space="preserve"> 66 mA, 37 mA</w:t>
+      </w:r>
+    </w:p>
+    <w:p>
+      <w:pPr>
+        <w:pStyle w:val="ListParagraph"/>
+        <w:spacing w:line="264" w:lineRule="auto"/>
+        <w:jc w:val="both"/>
+        <w:rPr>
+          <w:rFonts w:ascii="Times New Roman" w:hAnsi="Times New Roman" w:cs="Times New Roman"/>
+          <w:color w:val="000000"/>
+          <w:sz w:val="24"/>
+          <w:szCs w:val="24"/>
+        </w:rPr>
+      </w:pPr>
+    </w:p>
+    <w:p>
+      <w:pPr>
+        <w:pStyle w:val="ListParagraph"/>
+        <w:spacing w:line="264" w:lineRule="auto"/>
+        <w:jc w:val="both"/>
+        <w:rPr>
+          <w:rFonts w:ascii="Times New Roman" w:hAnsi="Times New Roman" w:cs="Times New Roman"/>
+          <w:color w:val="000000"/>
+          <w:sz w:val="24"/>
+          <w:szCs w:val="24"/>
+        </w:rPr>
+      </w:pPr>
+    </w:p>
+    <w:p>
+      <w:pPr>
+        <w:pStyle w:val="ListParagraph"/>
+        <w:spacing w:line="264" w:lineRule="auto"/>
+        <w:jc w:val="both"/>
+        <w:rPr>
+          <w:rFonts w:ascii="Times New Roman" w:hAnsi="Times New Roman" w:cs="Times New Roman"/>
+          <w:color w:val="000000"/>
+          <w:sz w:val="24"/>
+          <w:szCs w:val="24"/>
+        </w:rPr>
+      </w:pPr>
+    </w:p>
+    <w:p>
+      <w:pPr>
+        <w:pStyle w:val="ListParagraph"/>
+        <w:spacing w:line="264" w:lineRule="auto"/>
+        <w:jc w:val="both"/>
+        <w:rPr>
+          <w:rFonts w:ascii="Times New Roman" w:hAnsi="Times New Roman" w:cs="Times New Roman"/>
+          <w:color w:val="000000"/>
+          <w:sz w:val="24"/>
+          <w:szCs w:val="24"/>
+        </w:rPr>
+      </w:pPr>
+    </w:p>
+    <w:p>
+      <w:pPr>
+        <w:pStyle w:val="ListParagraph"/>
+        <w:spacing w:line="264" w:lineRule="auto"/>
+        <w:jc w:val="both"/>
+        <w:rPr>
+          <w:rFonts w:ascii="Times New Roman" w:hAnsi="Times New Roman" w:cs="Times New Roman"/>
+          <w:color w:val="000000"/>
+          <w:sz w:val="24"/>
+          <w:szCs w:val="24"/>
+        </w:rPr>
+      </w:pPr>
+    </w:p>
+    <w:p>
+      <w:pPr>
+        <w:pStyle w:val="ListParagraph"/>
+        <w:spacing w:line="264" w:lineRule="auto"/>
+        <w:jc w:val="both"/>
+        <w:rPr>
+          <w:rFonts w:ascii="Times New Roman" w:hAnsi="Times New Roman" w:cs="Times New Roman"/>
+          <w:color w:val="000000"/>
+          <w:sz w:val="24"/>
+          <w:szCs w:val="24"/>
         </w:rPr>
       </w:pPr>
     </w:p>
@@ -711,6 +1009,7 @@
           <w:sz w:val="24"/>
           <w:szCs w:val="24"/>
         </w:rPr>
+        <w:lastRenderedPageBreak/>
         <w:t xml:space="preserve">Deliverable </w:t>
       </w:r>
       <w:r>
@@ -764,7 +1063,183 @@
     <w:p>
       <w:pPr>
         <w:spacing w:line="264" w:lineRule="auto"/>
-        <w:ind w:left="360"/>
+        <w:ind w:left="720"/>
+        <w:jc w:val="both"/>
+        <w:rPr>
+          <w:rFonts w:ascii="Times New Roman" w:hAnsi="Times New Roman"/>
+          <w:color w:val="000000"/>
+          <w:szCs w:val="24"/>
+        </w:rPr>
+      </w:pPr>
+      <w:proofErr w:type="gramStart"/>
+      <w:r>
+        <w:rPr>
+          <w:rFonts w:ascii="Times New Roman" w:hAnsi="Times New Roman"/>
+          <w:color w:val="000000"/>
+          <w:szCs w:val="24"/>
+        </w:rPr>
+        <w:t xml:space="preserve">Voltage </w:t>
+      </w:r>
+      <w:r>
+        <w:rPr>
+          <w:rFonts w:ascii="Times New Roman" w:hAnsi="Times New Roman"/>
+          <w:color w:val="000000"/>
+          <w:szCs w:val="24"/>
+        </w:rPr>
+        <w:t>:</w:t>
+      </w:r>
+      <w:proofErr w:type="gramEnd"/>
+      <w:r>
+        <w:rPr>
+          <w:rFonts w:ascii="Times New Roman" w:hAnsi="Times New Roman"/>
+          <w:color w:val="000000"/>
+          <w:szCs w:val="24"/>
+        </w:rPr>
+        <w:t xml:space="preserve"> 1.787 </w:t>
+      </w:r>
+      <w:proofErr w:type="gramStart"/>
+      <w:r>
+        <w:rPr>
+          <w:rFonts w:ascii="Times New Roman" w:hAnsi="Times New Roman"/>
+          <w:color w:val="000000"/>
+          <w:szCs w:val="24"/>
+        </w:rPr>
+        <w:t>V  220</w:t>
+      </w:r>
+      <w:proofErr w:type="gramEnd"/>
+      <w:r>
+        <w:rPr>
+          <w:rFonts w:ascii="Times New Roman" w:hAnsi="Times New Roman"/>
+          <w:color w:val="000000"/>
+          <w:szCs w:val="24"/>
+        </w:rPr>
+        <w:t xml:space="preserve"> ohm resistor 1.85 V 1k ohm resistor</w:t>
+      </w:r>
+    </w:p>
+    <w:p>
+      <w:pPr>
+        <w:spacing w:line="264" w:lineRule="auto"/>
+        <w:ind w:left="720"/>
+        <w:jc w:val="both"/>
+        <w:rPr>
+          <w:rFonts w:ascii="Times New Roman" w:hAnsi="Times New Roman"/>
+          <w:color w:val="000000"/>
+          <w:szCs w:val="24"/>
+        </w:rPr>
+      </w:pPr>
+      <w:proofErr w:type="gramStart"/>
+      <w:r>
+        <w:rPr>
+          <w:rFonts w:ascii="Times New Roman" w:hAnsi="Times New Roman"/>
+          <w:color w:val="000000"/>
+          <w:szCs w:val="24"/>
+        </w:rPr>
+        <w:t xml:space="preserve">Current </w:t>
+      </w:r>
+      <w:r>
+        <w:rPr>
+          <w:rFonts w:ascii="Times New Roman" w:hAnsi="Times New Roman"/>
+          <w:color w:val="000000"/>
+          <w:szCs w:val="24"/>
+        </w:rPr>
+        <w:t>:</w:t>
+      </w:r>
+      <w:proofErr w:type="gramEnd"/>
+      <w:r>
+        <w:rPr>
+          <w:rFonts w:ascii="Times New Roman" w:hAnsi="Times New Roman"/>
+          <w:color w:val="000000"/>
+          <w:szCs w:val="24"/>
+        </w:rPr>
+        <w:t xml:space="preserve"> 4.63 mA ohm resistor 1.43 mA 1k ohm resistor</w:t>
+      </w:r>
+    </w:p>
+    <w:p>
+      <w:pPr>
+        <w:spacing w:line="264" w:lineRule="auto"/>
+        <w:ind w:left="720"/>
+        <w:jc w:val="both"/>
+        <w:rPr>
+          <w:rFonts w:ascii="Times New Roman" w:hAnsi="Times New Roman"/>
+          <w:color w:val="000000"/>
+          <w:szCs w:val="24"/>
+        </w:rPr>
+      </w:pPr>
+      <w:proofErr w:type="gramStart"/>
+      <w:r>
+        <w:rPr>
+          <w:rFonts w:ascii="Times New Roman" w:hAnsi="Times New Roman"/>
+          <w:color w:val="000000"/>
+          <w:szCs w:val="24"/>
+        </w:rPr>
+        <w:t xml:space="preserve">Power </w:t>
+      </w:r>
+      <w:r>
+        <w:rPr>
+          <w:rFonts w:ascii="Times New Roman" w:hAnsi="Times New Roman"/>
+          <w:color w:val="000000"/>
+          <w:szCs w:val="24"/>
+        </w:rPr>
+        <w:t>:</w:t>
+      </w:r>
+      <w:proofErr w:type="gramEnd"/>
+      <w:r>
+        <w:rPr>
+          <w:rFonts w:ascii="Times New Roman" w:hAnsi="Times New Roman"/>
+          <w:color w:val="000000"/>
+          <w:szCs w:val="24"/>
+        </w:rPr>
+        <w:t xml:space="preserve"> </w:t>
+      </w:r>
+      <w:r>
+        <w:rPr>
+          <w:rFonts w:ascii="Times New Roman" w:hAnsi="Times New Roman"/>
+          <w:color w:val="000000"/>
+          <w:szCs w:val="24"/>
+        </w:rPr>
+        <w:t xml:space="preserve">8.27 </w:t>
+      </w:r>
+      <w:proofErr w:type="spellStart"/>
+      <w:r>
+        <w:rPr>
+          <w:rFonts w:ascii="Times New Roman" w:hAnsi="Times New Roman"/>
+          <w:color w:val="000000"/>
+          <w:szCs w:val="24"/>
+        </w:rPr>
+        <w:t>mW</w:t>
+      </w:r>
+      <w:proofErr w:type="spellEnd"/>
+      <w:r>
+        <w:rPr>
+          <w:rFonts w:ascii="Times New Roman" w:hAnsi="Times New Roman"/>
+          <w:color w:val="000000"/>
+          <w:szCs w:val="24"/>
+        </w:rPr>
+        <w:t xml:space="preserve"> ohm resistor 2.65 </w:t>
+      </w:r>
+      <w:proofErr w:type="spellStart"/>
+      <w:r>
+        <w:rPr>
+          <w:rFonts w:ascii="Times New Roman" w:hAnsi="Times New Roman"/>
+          <w:color w:val="000000"/>
+          <w:szCs w:val="24"/>
+        </w:rPr>
+        <w:t>mW</w:t>
+      </w:r>
+      <w:proofErr w:type="spellEnd"/>
+      <w:r>
+        <w:rPr>
+          <w:rFonts w:ascii="Times New Roman" w:hAnsi="Times New Roman"/>
+          <w:color w:val="000000"/>
+          <w:szCs w:val="24"/>
+        </w:rPr>
+        <w:t xml:space="preserve"> 1k ohm resistor</w:t>
+      </w:r>
+    </w:p>
+    <w:p>
+      <w:pPr>
+        <w:spacing w:line="264" w:lineRule="auto"/>
+        <w:ind w:left="720"/>
         <w:jc w:val="both"/>
         <w:rPr>
           <w:rFonts w:ascii="Times New Roman" w:hAnsi="Times New Roman"/>
@@ -846,6 +1321,124 @@
     </w:p>
     <w:p>
       <w:pPr>
+        <w:pStyle w:val="ListParagraph"/>
+        <w:spacing w:line="264" w:lineRule="auto"/>
+        <w:jc w:val="both"/>
+        <w:rPr>
+          <w:rFonts w:ascii="Times New Roman" w:hAnsi="Times New Roman" w:cs="Times New Roman"/>
+          <w:color w:val="000000"/>
+          <w:sz w:val="24"/>
+          <w:szCs w:val="24"/>
+        </w:rPr>
+      </w:pPr>
+    </w:p>
+    <w:p>
+      <w:pPr>
+        <w:pStyle w:val="ListParagraph"/>
+        <w:spacing w:line="264" w:lineRule="auto"/>
+        <w:jc w:val="both"/>
+        <w:rPr>
+          <w:rFonts w:ascii="Times New Roman" w:hAnsi="Times New Roman" w:cs="Times New Roman"/>
+          <w:color w:val="000000"/>
+          <w:sz w:val="24"/>
+          <w:szCs w:val="24"/>
+        </w:rPr>
+      </w:pPr>
+      <w:r>
+        <w:rPr>
+          <w:rFonts w:ascii="Times New Roman" w:hAnsi="Times New Roman" w:cs="Times New Roman"/>
+          <w:color w:val="000000"/>
+          <w:sz w:val="24"/>
+          <w:szCs w:val="24"/>
+        </w:rPr>
+        <w:t>We couldn’t capture any bounce after trying to bounce the switch for a long time, so the TA’s told us to just draw what bounce would look like.</w:t>
+      </w:r>
+    </w:p>
+    <w:p>
+      <w:pPr>
+        <w:pStyle w:val="ListParagraph"/>
+        <w:spacing w:line="264" w:lineRule="auto"/>
+        <w:jc w:val="both"/>
+        <w:rPr>
+          <w:rFonts w:ascii="Times New Roman" w:hAnsi="Times New Roman" w:cs="Times New Roman"/>
+          <w:color w:val="000000"/>
+          <w:sz w:val="24"/>
+          <w:szCs w:val="24"/>
+        </w:rPr>
+      </w:pPr>
+    </w:p>
+    <w:p>
+      <w:pPr>
+        <w:pStyle w:val="ListParagraph"/>
+        <w:spacing w:line="264" w:lineRule="auto"/>
+        <w:jc w:val="both"/>
+        <w:rPr>
+          <w:rFonts w:ascii="Times New Roman" w:hAnsi="Times New Roman" w:cs="Times New Roman"/>
+          <w:color w:val="000000"/>
+          <w:sz w:val="24"/>
+          <w:szCs w:val="24"/>
+        </w:rPr>
+      </w:pPr>
+      <w:r>
+        <w:rPr>
+          <w:noProof/>
+        </w:rPr>
+        <w:drawing>
+          <wp:inline distT="0" distB="0" distL="0" distR="0" wp14:anchorId="2A27D542" wp14:editId="552D1034">
+            <wp:extent cx="4762500" cy="3794760"/>
+            <wp:effectExtent l="0" t="0" r="0" b="0"/>
+            <wp:docPr id="1263350367" name="Picture 2"/>
+            <wp:cNvGraphicFramePr>
+              <a:graphicFrameLocks xmlns:a="http://schemas.openxmlformats.org/drawingml/2006/main" noChangeAspect="1"/>
+            </wp:cNvGraphicFramePr>
+            <a:graphic xmlns:a="http://schemas.openxmlformats.org/drawingml/2006/main">
+              <a:graphicData uri="http://schemas.openxmlformats.org/drawingml/2006/picture">
+                <pic:pic xmlns:pic="http://schemas.openxmlformats.org/drawingml/2006/picture">
+                  <pic:nvPicPr>
+                    <pic:cNvPr id="1263350367" name="Picture 2"/>
+                    <pic:cNvPicPr>
+                      <a:picLocks noChangeAspect="1"/>
+                    </pic:cNvPicPr>
+                  </pic:nvPicPr>
+                  <pic:blipFill rotWithShape="1">
+                    <a:blip r:embed="rId8" cstate="print">
+                      <a:extLst>
+                        <a:ext uri="{28A0092B-C50C-407E-A947-70E740481C1C}">
+                          <a14:useLocalDpi xmlns:a14="http://schemas.microsoft.com/office/drawing/2010/main" val="0"/>
+                        </a:ext>
+                      </a:extLst>
+                    </a:blip>
+                    <a:srcRect l="11026" t="5470" r="8846" b="9415"/>
+                    <a:stretch>
+                      <a:fillRect/>
+                    </a:stretch>
+                  </pic:blipFill>
+                  <pic:spPr bwMode="auto">
+                    <a:xfrm>
+                      <a:off x="0" y="0"/>
+                      <a:ext cx="4762500" cy="3794760"/>
+                    </a:xfrm>
+                    <a:prstGeom prst="rect">
+                      <a:avLst/>
+                    </a:prstGeom>
+                    <a:ln>
+                      <a:noFill/>
+                    </a:ln>
+                    <a:extLst>
+                      <a:ext uri="{53640926-AAD7-44D8-BBD7-CCE9431645EC}">
+                        <a14:shadowObscured xmlns:a14="http://schemas.microsoft.com/office/drawing/2010/main"/>
+                      </a:ext>
+                    </a:extLst>
+                  </pic:spPr>
+                </pic:pic>
+              </a:graphicData>
+            </a:graphic>
+          </wp:inline>
+        </w:drawing>
+      </w:r>
+    </w:p>
+    <w:p>
+      <w:pPr>
         <w:spacing w:line="264" w:lineRule="auto"/>
         <w:jc w:val="both"/>
         <w:rPr>
@@ -954,6 +1547,38 @@
         </w:rPr>
         <w:t xml:space="preserve">? </w:t>
       </w:r>
+    </w:p>
+    <w:p>
+      <w:pPr>
+        <w:spacing w:line="264" w:lineRule="auto"/>
+        <w:ind w:left="360"/>
+        <w:jc w:val="both"/>
+        <w:rPr>
+          <w:rFonts w:ascii="Times New Roman" w:hAnsi="Times New Roman"/>
+          <w:color w:val="000000"/>
+          <w:szCs w:val="24"/>
+        </w:rPr>
+      </w:pPr>
+      <w:r>
+        <w:rPr>
+          <w:rFonts w:ascii="Times New Roman" w:hAnsi="Times New Roman"/>
+          <w:color w:val="000000"/>
+          <w:szCs w:val="24"/>
+        </w:rPr>
+        <w:t>The measured LED data follows the same overall trend as the datasheet, where the forward current increases as the forward voltage increases. For example, at 2.0 V the datasheet lists a forward current of about 20 mA, while the measured current was approximately 26 mA; this difference is likely due to normal device-to-device variation and differences between the tested LED and the datasheet reference.</w:t>
+      </w:r>
+    </w:p>
+    <w:p>
+      <w:pPr>
+        <w:spacing w:line="264" w:lineRule="auto"/>
+        <w:ind w:left="360"/>
+        <w:jc w:val="both"/>
+        <w:rPr>
+          <w:rFonts w:ascii="Times New Roman" w:hAnsi="Times New Roman"/>
+          <w:color w:val="000000"/>
+          <w:szCs w:val="24"/>
+        </w:rPr>
+      </w:pPr>
     </w:p>
     <w:p>
       <w:pPr>
@@ -1021,6 +1646,28 @@
           <w:szCs w:val="24"/>
         </w:rPr>
       </w:pPr>
+      <w:r>
+        <w:rPr>
+          <w:rFonts w:ascii="Times New Roman" w:hAnsi="Times New Roman"/>
+          <w:color w:val="000000"/>
+          <w:szCs w:val="24"/>
+        </w:rPr>
+        <w:t>The oscilloscope trigger was set to edge mode so that it would activate on the button transition. Single acquisition mode was used to capture the first switching event and hold the waveform on the screen for analysis.</w:t>
+      </w:r>
+    </w:p>
+    <w:p>
+      <w:pPr>
+        <w:tabs>
+          <w:tab w:val="left" w:pos="360"/>
+        </w:tabs>
+        <w:spacing w:line="264" w:lineRule="auto"/>
+        <w:jc w:val="both"/>
+        <w:rPr>
+          <w:rFonts w:ascii="Times New Roman" w:hAnsi="Times New Roman"/>
+          <w:color w:val="000000"/>
+          <w:szCs w:val="24"/>
+        </w:rPr>
+      </w:pPr>
     </w:p>
     <w:p>
       <w:pPr>
@@ -1028,9 +1675,7 @@
         <w:ind w:left="360" w:hanging="270"/>
         <w:jc w:val="both"/>
         <w:rPr>
-          <w:rFonts w:ascii="Times New Roman" w:hAnsi="Times New Roman"/>
-          <w:color w:val="000000"/>
-          <w:szCs w:val="24"/>
+          <w:color w:val="000000"/>
         </w:rPr>
       </w:pPr>
       <w:r>
@@ -1080,6 +1725,14 @@
           <w:color w:val="000000"/>
           <w:szCs w:val="24"/>
         </w:rPr>
+        <w:br/>
+      </w:r>
+      <w:r>
+        <w:rPr>
+          <w:rFonts w:ascii="Times New Roman" w:hAnsi="Times New Roman"/>
+          <w:color w:val="000000"/>
+          <w:szCs w:val="24"/>
+        </w:rPr>
         <w:t>What would have been other approaches to remove bounce</w:t>
       </w:r>
       <w:r>
@@ -1090,6 +1743,74 @@
         </w:rPr>
         <w:t>?</w:t>
       </w:r>
+      <w:r>
+        <w:rPr>
+          <w:rFonts w:ascii="Times New Roman" w:hAnsi="Times New Roman"/>
+          <w:color w:val="000000"/>
+          <w:szCs w:val="24"/>
+        </w:rPr>
+        <w:t xml:space="preserve"> </w:t>
+      </w:r>
+      <w:r>
+        <w:rPr>
+          <w:color w:val="000000"/>
+        </w:rPr>
+        <w:t xml:space="preserve">Switch bounce was removed by adding a 10 </w:t>
+      </w:r>
+      <w:proofErr w:type="spellStart"/>
+      <w:r>
+        <w:rPr>
+          <w:color w:val="000000"/>
+        </w:rPr>
+        <w:t>ms</w:t>
+      </w:r>
+      <w:proofErr w:type="spellEnd"/>
+      <w:r>
+        <w:rPr>
+          <w:color w:val="000000"/>
+        </w:rPr>
+        <w:t xml:space="preserve"> delay after each detected button press so that rapid transitions caused by mechanical bouncing were ignored. Another approach would be to use a </w:t>
+      </w:r>
+      <w:proofErr w:type="spellStart"/>
+      <w:r>
+        <w:rPr>
+          <w:color w:val="000000"/>
+        </w:rPr>
+        <w:t>SysTick</w:t>
+      </w:r>
+      <w:proofErr w:type="spellEnd"/>
+      <w:r>
+        <w:rPr>
+          <w:color w:val="000000"/>
+        </w:rPr>
+        <w:t xml:space="preserve"> timer to sample and run the FSM at fixed 10 </w:t>
+      </w:r>
+      <w:proofErr w:type="spellStart"/>
+      <w:r>
+        <w:rPr>
+          <w:color w:val="000000"/>
+        </w:rPr>
+        <w:t>ms</w:t>
+      </w:r>
+      <w:proofErr w:type="spellEnd"/>
+      <w:r>
+        <w:rPr>
+          <w:color w:val="000000"/>
+        </w:rPr>
+        <w:t xml:space="preserve"> intervals instead of using delays in the main loop.</w:t>
+      </w:r>
+    </w:p>
+    <w:p>
+      <w:pPr>
+        <w:spacing w:line="264" w:lineRule="auto"/>
+        <w:ind w:left="360" w:hanging="270"/>
+        <w:jc w:val="both"/>
+        <w:rPr>
+          <w:rFonts w:ascii="Times New Roman" w:hAnsi="Times New Roman"/>
+          <w:color w:val="000000"/>
+          <w:szCs w:val="24"/>
+        </w:rPr>
+      </w:pPr>
     </w:p>
     <w:p>
       <w:pPr>
@@ -1225,10 +1946,25 @@
           <w:szCs w:val="24"/>
         </w:rPr>
       </w:pPr>
+      <w:r>
+        <w:rPr>
+          <w:rFonts w:ascii="Times New Roman" w:hAnsi="Times New Roman"/>
+          <w:szCs w:val="24"/>
+        </w:rPr>
+        <w:t>An FSM was used to count complete press-and-release cycles and toggle the LED only after the required number of valid touches, preventing bounce from being counted as extra presses. This approach is well-structured and robust, but it requires more code and complexity than a simple edge-detection counter.</w:t>
+      </w:r>
+    </w:p>
+    <w:p>
+      <w:pPr>
+        <w:rPr>
+          <w:rFonts w:ascii="Times New Roman" w:hAnsi="Times New Roman"/>
+          <w:szCs w:val="24"/>
+        </w:rPr>
+      </w:pPr>
     </w:p>
     <w:sectPr>
-      <w:headerReference w:type="default" r:id="rId7"/>
-      <w:footerReference w:type="default" r:id="rId8"/>
+      <w:headerReference w:type="default" r:id="rId9"/>
+      <w:footerReference w:type="default" r:id="rId10"/>
       <w:pgSz w:w="12240" w:h="15840"/>
       <w:pgMar w:top="1440" w:right="1440" w:bottom="1440" w:left="1440" w:header="720" w:footer="720" w:gutter="0"/>
       <w:cols w:space="720"/>
@@ -2589,7 +3325,6 @@
   <w:style w:type="character" w:default="1" w:styleId="DefaultParagraphFont">
     <w:name w:val="Default Paragraph Font"/>
     <w:uiPriority w:val="1"/>
-    <w:semiHidden/>
     <w:unhideWhenUsed/>
   </w:style>
   <w:style w:type="table" w:default="1" w:styleId="TableNormal">
@@ -3030,6 +3765,18 @@
       </w:tblBorders>
     </w:tblPr>
   </w:style>
+  <w:style w:type="paragraph" w:styleId="NormalWeb">
+    <w:name w:val="Normal (Web)"/>
+    <w:basedOn w:val="Normal"/>
+    <w:uiPriority w:val="99"/>
+    <w:semiHidden/>
+    <w:unhideWhenUsed/>
+    <w:rsid w:val="00265D15"/>
+    <w:rPr>
+      <w:rFonts w:ascii="Times New Roman" w:hAnsi="Times New Roman"/>
+      <w:szCs w:val="24"/>
+    </w:rPr>
+  </w:style>
 </w:styles>
 </file>
 

--- a/Lab01Report.docx
+++ b/Lab01Report.docx
@@ -1351,7 +1351,36 @@
           <w:sz w:val="24"/>
           <w:szCs w:val="24"/>
         </w:rPr>
-        <w:t>We couldn’t capture any bounce after trying to bounce the switch for a long time, so the TA’s told us to just draw what bounce would look like.</w:t>
+        <w:t xml:space="preserve">We couldn’t capture any bounce </w:t>
+      </w:r>
+      <w:r>
+        <w:rPr>
+          <w:rFonts w:ascii="Times New Roman" w:hAnsi="Times New Roman" w:cs="Times New Roman"/>
+          <w:color w:val="000000"/>
+          <w:sz w:val="24"/>
+          <w:szCs w:val="24"/>
+        </w:rPr>
+        <w:t xml:space="preserve">so like the </w:t>
+      </w:r>
+      <w:proofErr w:type="gramStart"/>
+      <w:r>
+        <w:rPr>
+          <w:rFonts w:ascii="Times New Roman" w:hAnsi="Times New Roman" w:cs="Times New Roman"/>
+          <w:color w:val="000000"/>
+          <w:sz w:val="24"/>
+          <w:szCs w:val="24"/>
+        </w:rPr>
+        <w:t>ta</w:t>
+      </w:r>
+      <w:proofErr w:type="gramEnd"/>
+      <w:r>
+        <w:rPr>
+          <w:rFonts w:ascii="Times New Roman" w:hAnsi="Times New Roman" w:cs="Times New Roman"/>
+          <w:color w:val="000000"/>
+          <w:sz w:val="24"/>
+          <w:szCs w:val="24"/>
+        </w:rPr>
+        <w:t xml:space="preserve"> just told us to draw what it would look like. </w:t>
       </w:r>
     </w:p>
     <w:p>
@@ -1613,6 +1642,7 @@
           <w:color w:val="000000"/>
           <w:szCs w:val="24"/>
         </w:rPr>
+        <w:lastRenderedPageBreak/>
         <w:tab/>
         <w:t xml:space="preserve">2) </w:t>
       </w:r>
